--- a/lessons/4-3/downloads/reveal/teacher/4.3-session-2-prerequisite-practice-b.docx
+++ b/lessons/4-3/downloads/reveal/teacher/4.3-session-2-prerequisite-practice-b.docx
@@ -114,7 +114,7 @@
           <w:sz w:val="17"/>
           <w:szCs w:val="17"/>
         </w:rPr>
-        <w:t xml:space="preserve">Builds on Lesson 4-3 Session 1 · 6.RP.A.3c</w:t>
+        <w:t xml:space="preserve">Builds on Lesson 4-3 Session 1</w:t>
       </w:r>
     </w:p>
     <w:tbl>
@@ -186,7 +186,7 @@
                 <w:sz w:val="20"/>
                 <w:szCs w:val="20"/>
               </w:rPr>
-              <w:t xml:space="preserve">You will estimate about 26% of 612 players.</w:t>
+              <w:t xml:space="preserve">You will estimate about 74% of 158 plants.</w:t>
             </w:r>
           </w:p>
         </w:tc>
@@ -245,7 +245,7 @@
                 <w:sz w:val="20"/>
                 <w:szCs w:val="20"/>
               </w:rPr>
-              <w:t xml:space="preserve">You will use it in Practice Form A, problems 4 and 7.</w:t>
+              <w:t xml:space="preserve">You will use it in Practice, problems 1 and 7.</w:t>
             </w:r>
           </w:p>
         </w:tc>
@@ -261,6 +261,7 @@
           <w:tab w:val="right" w:pos="9504"/>
         </w:tabs>
         <w:spacing w:before="50" w:after="36" w:line="240" w:lineRule="auto"/>
+        <w:outlineLvl w:val="1"/>
       </w:pPr>
       <w:r>
         <w:rPr>
@@ -527,6 +528,7 @@
           <w:tab w:val="right" w:pos="9504"/>
         </w:tabs>
         <w:spacing w:before="50" w:after="36" w:line="240" w:lineRule="auto"/>
+        <w:outlineLvl w:val="1"/>
       </w:pPr>
       <w:r>
         <w:rPr>
@@ -733,6 +735,7 @@
           <w:tab w:val="right" w:pos="9504"/>
         </w:tabs>
         <w:spacing w:before="50" w:after="36" w:line="240" w:lineRule="auto"/>
+        <w:outlineLvl w:val="1"/>
       </w:pPr>
       <w:r>
         <w:rPr>
@@ -779,8 +782,8 @@
           <w:rFonts w:ascii="Avenir Next" w:hAnsi="Avenir Next" w:cs="Avenir Next" w:eastAsia="Avenir Next"/>
           <w:b/>
           <w:color w:val="1A1A1A"/>
-          <w:sz w:val="22"/>
-          <w:szCs w:val="22"/>
+          <w:sz w:val="21"/>
+          <w:szCs w:val="21"/>
         </w:rPr>
         <w:t xml:space="preserve">1.</w:t>
       </w:r>
@@ -788,8 +791,8 @@
         <w:rPr>
           <w:rFonts w:ascii="Avenir Next" w:hAnsi="Avenir Next" w:cs="Avenir Next" w:eastAsia="Avenir Next"/>
           <w:color w:val="1A1A1A"/>
-          <w:sz w:val="22"/>
-          <w:szCs w:val="22"/>
+          <w:sz w:val="21"/>
+          <w:szCs w:val="21"/>
         </w:rPr>
         <w:tab/>
       </w:r>
@@ -797,8 +800,8 @@
         <w:rPr>
           <w:rFonts w:ascii="Avenir Next" w:hAnsi="Avenir Next" w:cs="Avenir Next" w:eastAsia="Avenir Next"/>
           <w:color w:val="1A1A1A"/>
-          <w:sz w:val="22"/>
-          <w:szCs w:val="22"/>
+          <w:sz w:val="21"/>
+          <w:szCs w:val="21"/>
         </w:rPr>
         <w:t xml:space="preserve">Estimate 24% of 39.</w:t>
       </w:r>
@@ -951,8 +954,37 @@
           <w:color w:val="1A1A1A"/>
           <w:sz w:val="21"/>
           <w:szCs w:val="21"/>
-        </w:rPr>
-        <w:t xml:space="preserve">25% of 40 = 40 ÷ 4 = </w:t>
+          <w:u w:val="single"/>
+        </w:rPr>
+        <w:t xml:space="preserve">                </w:t>
+      </w:r>
+      <w:r>
+        <w:rPr>
+          <w:rFonts w:ascii="Avenir Next" w:hAnsi="Avenir Next" w:cs="Avenir Next" w:eastAsia="Avenir Next"/>
+          <w:color w:val="1A1A1A"/>
+          <w:sz w:val="21"/>
+          <w:szCs w:val="21"/>
+        </w:rPr>
+        <w:t xml:space="preserve">% of </w:t>
+      </w:r>
+      <w:r>
+        <w:rPr>
+          <w:rFonts w:ascii="Avenir Next" w:hAnsi="Avenir Next" w:cs="Avenir Next" w:eastAsia="Avenir Next"/>
+          <w:color w:val="1A1A1A"/>
+          <w:sz w:val="21"/>
+          <w:szCs w:val="21"/>
+          <w:u w:val="single"/>
+        </w:rPr>
+        <w:t xml:space="preserve">                </w:t>
+      </w:r>
+      <w:r>
+        <w:rPr>
+          <w:rFonts w:ascii="Avenir Next" w:hAnsi="Avenir Next" w:cs="Avenir Next" w:eastAsia="Avenir Next"/>
+          <w:color w:val="1A1A1A"/>
+          <w:sz w:val="21"/>
+          <w:szCs w:val="21"/>
+        </w:rPr>
+        <w:t xml:space="preserve"> = </w:t>
       </w:r>
       <w:r>
         <w:rPr>
@@ -984,8 +1016,8 @@
           <w:rFonts w:ascii="Avenir Next" w:hAnsi="Avenir Next" w:cs="Avenir Next" w:eastAsia="Avenir Next"/>
           <w:b/>
           <w:color w:val="1A1A1A"/>
-          <w:sz w:val="22"/>
-          <w:szCs w:val="22"/>
+          <w:sz w:val="21"/>
+          <w:szCs w:val="21"/>
         </w:rPr>
         <w:t xml:space="preserve">2.</w:t>
       </w:r>
@@ -993,8 +1025,8 @@
         <w:rPr>
           <w:rFonts w:ascii="Avenir Next" w:hAnsi="Avenir Next" w:cs="Avenir Next" w:eastAsia="Avenir Next"/>
           <w:color w:val="1A1A1A"/>
-          <w:sz w:val="22"/>
-          <w:szCs w:val="22"/>
+          <w:sz w:val="21"/>
+          <w:szCs w:val="21"/>
         </w:rPr>
         <w:tab/>
       </w:r>
@@ -1002,8 +1034,8 @@
         <w:rPr>
           <w:rFonts w:ascii="Avenir Next" w:hAnsi="Avenir Next" w:cs="Avenir Next" w:eastAsia="Avenir Next"/>
           <w:color w:val="1A1A1A"/>
-          <w:sz w:val="22"/>
-          <w:szCs w:val="22"/>
+          <w:sz w:val="21"/>
+          <w:szCs w:val="21"/>
         </w:rPr>
         <w:t xml:space="preserve">Estimate 11% of 302.</w:t>
       </w:r>
@@ -1156,8 +1188,37 @@
           <w:color w:val="1A1A1A"/>
           <w:sz w:val="21"/>
           <w:szCs w:val="21"/>
-        </w:rPr>
-        <w:t xml:space="preserve">10% of 300 = 300 ÷ 10 = </w:t>
+          <w:u w:val="single"/>
+        </w:rPr>
+        <w:t xml:space="preserve">                </w:t>
+      </w:r>
+      <w:r>
+        <w:rPr>
+          <w:rFonts w:ascii="Avenir Next" w:hAnsi="Avenir Next" w:cs="Avenir Next" w:eastAsia="Avenir Next"/>
+          <w:color w:val="1A1A1A"/>
+          <w:sz w:val="21"/>
+          <w:szCs w:val="21"/>
+        </w:rPr>
+        <w:t xml:space="preserve">% of </w:t>
+      </w:r>
+      <w:r>
+        <w:rPr>
+          <w:rFonts w:ascii="Avenir Next" w:hAnsi="Avenir Next" w:cs="Avenir Next" w:eastAsia="Avenir Next"/>
+          <w:color w:val="1A1A1A"/>
+          <w:sz w:val="21"/>
+          <w:szCs w:val="21"/>
+          <w:u w:val="single"/>
+        </w:rPr>
+        <w:t xml:space="preserve">                </w:t>
+      </w:r>
+      <w:r>
+        <w:rPr>
+          <w:rFonts w:ascii="Avenir Next" w:hAnsi="Avenir Next" w:cs="Avenir Next" w:eastAsia="Avenir Next"/>
+          <w:color w:val="1A1A1A"/>
+          <w:sz w:val="21"/>
+          <w:szCs w:val="21"/>
+        </w:rPr>
+        <w:t xml:space="preserve"> = </w:t>
       </w:r>
       <w:r>
         <w:rPr>
@@ -1185,6 +1246,7 @@
           <w:tab w:val="right" w:pos="9504"/>
         </w:tabs>
         <w:spacing w:before="50" w:after="36" w:line="240" w:lineRule="auto"/>
+        <w:outlineLvl w:val="1"/>
       </w:pPr>
       <w:r>
         <w:rPr>
@@ -1269,8 +1331,8 @@
                 <w:rFonts w:ascii="Avenir Next" w:hAnsi="Avenir Next" w:cs="Avenir Next" w:eastAsia="Avenir Next"/>
                 <w:b/>
                 <w:color w:val="1A1A1A"/>
-                <w:sz w:val="22"/>
-                <w:szCs w:val="22"/>
+                <w:sz w:val="21"/>
+                <w:szCs w:val="21"/>
               </w:rPr>
               <w:t xml:space="preserve">3.</w:t>
             </w:r>
@@ -1278,8 +1340,8 @@
               <w:rPr>
                 <w:rFonts w:ascii="Avenir Next" w:hAnsi="Avenir Next" w:cs="Avenir Next" w:eastAsia="Avenir Next"/>
                 <w:color w:val="1A1A1A"/>
-                <w:sz w:val="22"/>
-                <w:szCs w:val="22"/>
+                <w:sz w:val="21"/>
+                <w:szCs w:val="21"/>
               </w:rPr>
               <w:tab/>
             </w:r>
@@ -1287,8 +1349,8 @@
               <w:rPr>
                 <w:rFonts w:ascii="Avenir Next" w:hAnsi="Avenir Next" w:cs="Avenir Next" w:eastAsia="Avenir Next"/>
                 <w:color w:val="1A1A1A"/>
-                <w:sz w:val="22"/>
-                <w:szCs w:val="22"/>
+                <w:sz w:val="21"/>
+                <w:szCs w:val="21"/>
               </w:rPr>
               <w:t xml:space="preserve">Estimate each amount.</w:t>
             </w:r>
@@ -1343,8 +1405,8 @@
                       <w:rFonts w:ascii="Avenir Next" w:hAnsi="Avenir Next" w:cs="Avenir Next" w:eastAsia="Avenir Next"/>
                       <w:b/>
                       <w:color w:val="003A70"/>
-                      <w:sz w:val="22"/>
-                      <w:szCs w:val="22"/>
+                      <w:sz w:val="21"/>
+                      <w:szCs w:val="21"/>
                     </w:rPr>
                     <w:t xml:space="preserve">a.</w:t>
                   </w:r>
@@ -1352,8 +1414,8 @@
                     <w:rPr>
                       <w:rFonts w:ascii="Avenir Next" w:hAnsi="Avenir Next" w:cs="Avenir Next" w:eastAsia="Avenir Next"/>
                       <w:color w:val="1A1A1A"/>
-                      <w:sz w:val="22"/>
-                      <w:szCs w:val="22"/>
+                      <w:sz w:val="21"/>
+                      <w:szCs w:val="21"/>
                     </w:rPr>
                     <w:tab/>
                   </w:r>
@@ -1361,8 +1423,8 @@
                     <w:rPr>
                       <w:rFonts w:ascii="Avenir Next" w:hAnsi="Avenir Next" w:cs="Avenir Next" w:eastAsia="Avenir Next"/>
                       <w:color w:val="1A1A1A"/>
-                      <w:sz w:val="22"/>
-                      <w:szCs w:val="22"/>
+                      <w:sz w:val="21"/>
+                      <w:szCs w:val="21"/>
                     </w:rPr>
                     <w:t xml:space="preserve">52% of 98 is about</w:t>
                   </w:r>
@@ -1370,8 +1432,8 @@
                     <w:rPr>
                       <w:rFonts w:ascii="Avenir Next" w:hAnsi="Avenir Next" w:cs="Avenir Next" w:eastAsia="Avenir Next"/>
                       <w:color w:val="1A1A1A"/>
-                      <w:sz w:val="22"/>
-                      <w:szCs w:val="22"/>
+                      <w:sz w:val="21"/>
+                      <w:szCs w:val="21"/>
                     </w:rPr>
                     <w:t xml:space="preserve">  </w:t>
                   </w:r>
@@ -1379,11 +1441,11 @@
                     <w:rPr>
                       <w:rFonts w:ascii="Avenir Next" w:hAnsi="Avenir Next" w:cs="Avenir Next" w:eastAsia="Avenir Next"/>
                       <w:color w:val="1A1A1A"/>
-                      <w:sz w:val="22"/>
-                      <w:szCs w:val="22"/>
+                      <w:sz w:val="21"/>
+                      <w:szCs w:val="21"/>
                       <w:u w:val="single"/>
                     </w:rPr>
-                    <w:t xml:space="preserve">      </w:t>
+                    <w:t xml:space="preserve">          </w:t>
                   </w:r>
                 </w:p>
               </w:tc>
@@ -1405,8 +1467,8 @@
                       <w:rFonts w:ascii="Avenir Next" w:hAnsi="Avenir Next" w:cs="Avenir Next" w:eastAsia="Avenir Next"/>
                       <w:b/>
                       <w:color w:val="003A70"/>
-                      <w:sz w:val="22"/>
-                      <w:szCs w:val="22"/>
+                      <w:sz w:val="21"/>
+                      <w:szCs w:val="21"/>
                     </w:rPr>
                     <w:t xml:space="preserve">b.</w:t>
                   </w:r>
@@ -1414,8 +1476,8 @@
                     <w:rPr>
                       <w:rFonts w:ascii="Avenir Next" w:hAnsi="Avenir Next" w:cs="Avenir Next" w:eastAsia="Avenir Next"/>
                       <w:color w:val="1A1A1A"/>
-                      <w:sz w:val="22"/>
-                      <w:szCs w:val="22"/>
+                      <w:sz w:val="21"/>
+                      <w:szCs w:val="21"/>
                     </w:rPr>
                     <w:tab/>
                   </w:r>
@@ -1423,8 +1485,8 @@
                     <w:rPr>
                       <w:rFonts w:ascii="Avenir Next" w:hAnsi="Avenir Next" w:cs="Avenir Next" w:eastAsia="Avenir Next"/>
                       <w:color w:val="1A1A1A"/>
-                      <w:sz w:val="22"/>
-                      <w:szCs w:val="22"/>
+                      <w:sz w:val="21"/>
+                      <w:szCs w:val="21"/>
                     </w:rPr>
                     <w:t xml:space="preserve">26% of 81 is about</w:t>
                   </w:r>
@@ -1432,8 +1494,8 @@
                     <w:rPr>
                       <w:rFonts w:ascii="Avenir Next" w:hAnsi="Avenir Next" w:cs="Avenir Next" w:eastAsia="Avenir Next"/>
                       <w:color w:val="1A1A1A"/>
-                      <w:sz w:val="22"/>
-                      <w:szCs w:val="22"/>
+                      <w:sz w:val="21"/>
+                      <w:szCs w:val="21"/>
                     </w:rPr>
                     <w:t xml:space="preserve">  </w:t>
                   </w:r>
@@ -1441,11 +1503,11 @@
                     <w:rPr>
                       <w:rFonts w:ascii="Avenir Next" w:hAnsi="Avenir Next" w:cs="Avenir Next" w:eastAsia="Avenir Next"/>
                       <w:color w:val="1A1A1A"/>
-                      <w:sz w:val="22"/>
-                      <w:szCs w:val="22"/>
+                      <w:sz w:val="21"/>
+                      <w:szCs w:val="21"/>
                       <w:u w:val="single"/>
                     </w:rPr>
-                    <w:t xml:space="preserve">      </w:t>
+                    <w:t xml:space="preserve">          </w:t>
                   </w:r>
                 </w:p>
               </w:tc>
@@ -1467,8 +1529,8 @@
                       <w:rFonts w:ascii="Avenir Next" w:hAnsi="Avenir Next" w:cs="Avenir Next" w:eastAsia="Avenir Next"/>
                       <w:b/>
                       <w:color w:val="003A70"/>
-                      <w:sz w:val="22"/>
-                      <w:szCs w:val="22"/>
+                      <w:sz w:val="21"/>
+                      <w:szCs w:val="21"/>
                     </w:rPr>
                     <w:t xml:space="preserve">c.</w:t>
                   </w:r>
@@ -1476,8 +1538,8 @@
                     <w:rPr>
                       <w:rFonts w:ascii="Avenir Next" w:hAnsi="Avenir Next" w:cs="Avenir Next" w:eastAsia="Avenir Next"/>
                       <w:color w:val="1A1A1A"/>
-                      <w:sz w:val="22"/>
-                      <w:szCs w:val="22"/>
+                      <w:sz w:val="21"/>
+                      <w:szCs w:val="21"/>
                     </w:rPr>
                     <w:tab/>
                   </w:r>
@@ -1485,8 +1547,8 @@
                     <w:rPr>
                       <w:rFonts w:ascii="Avenir Next" w:hAnsi="Avenir Next" w:cs="Avenir Next" w:eastAsia="Avenir Next"/>
                       <w:color w:val="1A1A1A"/>
-                      <w:sz w:val="22"/>
-                      <w:szCs w:val="22"/>
+                      <w:sz w:val="21"/>
+                      <w:szCs w:val="21"/>
                     </w:rPr>
                     <w:t xml:space="preserve">9% of 61 is about</w:t>
                   </w:r>
@@ -1494,8 +1556,8 @@
                     <w:rPr>
                       <w:rFonts w:ascii="Avenir Next" w:hAnsi="Avenir Next" w:cs="Avenir Next" w:eastAsia="Avenir Next"/>
                       <w:color w:val="1A1A1A"/>
-                      <w:sz w:val="22"/>
-                      <w:szCs w:val="22"/>
+                      <w:sz w:val="21"/>
+                      <w:szCs w:val="21"/>
                     </w:rPr>
                     <w:t xml:space="preserve">  </w:t>
                   </w:r>
@@ -1503,11 +1565,11 @@
                     <w:rPr>
                       <w:rFonts w:ascii="Avenir Next" w:hAnsi="Avenir Next" w:cs="Avenir Next" w:eastAsia="Avenir Next"/>
                       <w:color w:val="1A1A1A"/>
-                      <w:sz w:val="22"/>
-                      <w:szCs w:val="22"/>
+                      <w:sz w:val="21"/>
+                      <w:szCs w:val="21"/>
                       <w:u w:val="single"/>
                     </w:rPr>
-                    <w:t xml:space="preserve">      </w:t>
+                    <w:t xml:space="preserve">          </w:t>
                   </w:r>
                 </w:p>
               </w:tc>
@@ -1535,8 +1597,8 @@
                       <w:rFonts w:ascii="Avenir Next" w:hAnsi="Avenir Next" w:cs="Avenir Next" w:eastAsia="Avenir Next"/>
                       <w:b/>
                       <w:color w:val="003A70"/>
-                      <w:sz w:val="22"/>
-                      <w:szCs w:val="22"/>
+                      <w:sz w:val="21"/>
+                      <w:szCs w:val="21"/>
                     </w:rPr>
                     <w:t xml:space="preserve">d.</w:t>
                   </w:r>
@@ -1544,8 +1606,8 @@
                     <w:rPr>
                       <w:rFonts w:ascii="Avenir Next" w:hAnsi="Avenir Next" w:cs="Avenir Next" w:eastAsia="Avenir Next"/>
                       <w:color w:val="1A1A1A"/>
-                      <w:sz w:val="22"/>
-                      <w:szCs w:val="22"/>
+                      <w:sz w:val="21"/>
+                      <w:szCs w:val="21"/>
                     </w:rPr>
                     <w:tab/>
                   </w:r>
@@ -1553,8 +1615,8 @@
                     <w:rPr>
                       <w:rFonts w:ascii="Avenir Next" w:hAnsi="Avenir Next" w:cs="Avenir Next" w:eastAsia="Avenir Next"/>
                       <w:color w:val="1A1A1A"/>
-                      <w:sz w:val="22"/>
-                      <w:szCs w:val="22"/>
+                      <w:sz w:val="21"/>
+                      <w:szCs w:val="21"/>
                     </w:rPr>
                     <w:t xml:space="preserve">74% of 41 is about</w:t>
                   </w:r>
@@ -1562,8 +1624,8 @@
                     <w:rPr>
                       <w:rFonts w:ascii="Avenir Next" w:hAnsi="Avenir Next" w:cs="Avenir Next" w:eastAsia="Avenir Next"/>
                       <w:color w:val="1A1A1A"/>
-                      <w:sz w:val="22"/>
-                      <w:szCs w:val="22"/>
+                      <w:sz w:val="21"/>
+                      <w:szCs w:val="21"/>
                     </w:rPr>
                     <w:t xml:space="preserve">  </w:t>
                   </w:r>
@@ -1571,11 +1633,11 @@
                     <w:rPr>
                       <w:rFonts w:ascii="Avenir Next" w:hAnsi="Avenir Next" w:cs="Avenir Next" w:eastAsia="Avenir Next"/>
                       <w:color w:val="1A1A1A"/>
-                      <w:sz w:val="22"/>
-                      <w:szCs w:val="22"/>
+                      <w:sz w:val="21"/>
+                      <w:szCs w:val="21"/>
                       <w:u w:val="single"/>
                     </w:rPr>
-                    <w:t xml:space="preserve">      </w:t>
+                    <w:t xml:space="preserve">          </w:t>
                   </w:r>
                 </w:p>
               </w:tc>
@@ -1597,8 +1659,8 @@
                       <w:rFonts w:ascii="Avenir Next" w:hAnsi="Avenir Next" w:cs="Avenir Next" w:eastAsia="Avenir Next"/>
                       <w:b/>
                       <w:color w:val="003A70"/>
-                      <w:sz w:val="22"/>
-                      <w:szCs w:val="22"/>
+                      <w:sz w:val="21"/>
+                      <w:szCs w:val="21"/>
                     </w:rPr>
                     <w:t xml:space="preserve">e.</w:t>
                   </w:r>
@@ -1606,8 +1668,8 @@
                     <w:rPr>
                       <w:rFonts w:ascii="Avenir Next" w:hAnsi="Avenir Next" w:cs="Avenir Next" w:eastAsia="Avenir Next"/>
                       <w:color w:val="1A1A1A"/>
-                      <w:sz w:val="22"/>
-                      <w:szCs w:val="22"/>
+                      <w:sz w:val="21"/>
+                      <w:szCs w:val="21"/>
                     </w:rPr>
                     <w:tab/>
                   </w:r>
@@ -1615,8 +1677,8 @@
                     <w:rPr>
                       <w:rFonts w:ascii="Avenir Next" w:hAnsi="Avenir Next" w:cs="Avenir Next" w:eastAsia="Avenir Next"/>
                       <w:color w:val="1A1A1A"/>
-                      <w:sz w:val="22"/>
-                      <w:szCs w:val="22"/>
+                      <w:sz w:val="21"/>
+                      <w:szCs w:val="21"/>
                     </w:rPr>
                     <w:t xml:space="preserve">48% of 203 is about</w:t>
                   </w:r>
@@ -1624,8 +1686,8 @@
                     <w:rPr>
                       <w:rFonts w:ascii="Avenir Next" w:hAnsi="Avenir Next" w:cs="Avenir Next" w:eastAsia="Avenir Next"/>
                       <w:color w:val="1A1A1A"/>
-                      <w:sz w:val="22"/>
-                      <w:szCs w:val="22"/>
+                      <w:sz w:val="21"/>
+                      <w:szCs w:val="21"/>
                     </w:rPr>
                     <w:t xml:space="preserve">  </w:t>
                   </w:r>
@@ -1633,11 +1695,11 @@
                     <w:rPr>
                       <w:rFonts w:ascii="Avenir Next" w:hAnsi="Avenir Next" w:cs="Avenir Next" w:eastAsia="Avenir Next"/>
                       <w:color w:val="1A1A1A"/>
-                      <w:sz w:val="22"/>
-                      <w:szCs w:val="22"/>
+                      <w:sz w:val="21"/>
+                      <w:szCs w:val="21"/>
                       <w:u w:val="single"/>
                     </w:rPr>
-                    <w:t xml:space="preserve">      </w:t>
+                    <w:t xml:space="preserve">          </w:t>
                   </w:r>
                 </w:p>
               </w:tc>
@@ -1659,8 +1721,8 @@
                       <w:rFonts w:ascii="Avenir Next" w:hAnsi="Avenir Next" w:cs="Avenir Next" w:eastAsia="Avenir Next"/>
                       <w:b/>
                       <w:color w:val="003A70"/>
-                      <w:sz w:val="22"/>
-                      <w:szCs w:val="22"/>
+                      <w:sz w:val="21"/>
+                      <w:szCs w:val="21"/>
                     </w:rPr>
                     <w:t xml:space="preserve">f.</w:t>
                   </w:r>
@@ -1668,8 +1730,8 @@
                     <w:rPr>
                       <w:rFonts w:ascii="Avenir Next" w:hAnsi="Avenir Next" w:cs="Avenir Next" w:eastAsia="Avenir Next"/>
                       <w:color w:val="1A1A1A"/>
-                      <w:sz w:val="22"/>
-                      <w:szCs w:val="22"/>
+                      <w:sz w:val="21"/>
+                      <w:szCs w:val="21"/>
                     </w:rPr>
                     <w:tab/>
                   </w:r>
@@ -1677,8 +1739,8 @@
                     <w:rPr>
                       <w:rFonts w:ascii="Avenir Next" w:hAnsi="Avenir Next" w:cs="Avenir Next" w:eastAsia="Avenir Next"/>
                       <w:color w:val="1A1A1A"/>
-                      <w:sz w:val="22"/>
-                      <w:szCs w:val="22"/>
+                      <w:sz w:val="21"/>
+                      <w:szCs w:val="21"/>
                     </w:rPr>
                     <w:t xml:space="preserve">24% of 121 is about</w:t>
                   </w:r>
@@ -1686,8 +1748,8 @@
                     <w:rPr>
                       <w:rFonts w:ascii="Avenir Next" w:hAnsi="Avenir Next" w:cs="Avenir Next" w:eastAsia="Avenir Next"/>
                       <w:color w:val="1A1A1A"/>
-                      <w:sz w:val="22"/>
-                      <w:szCs w:val="22"/>
+                      <w:sz w:val="21"/>
+                      <w:szCs w:val="21"/>
                     </w:rPr>
                     <w:t xml:space="preserve">  </w:t>
                   </w:r>
@@ -1695,11 +1757,11 @@
                     <w:rPr>
                       <w:rFonts w:ascii="Avenir Next" w:hAnsi="Avenir Next" w:cs="Avenir Next" w:eastAsia="Avenir Next"/>
                       <w:color w:val="1A1A1A"/>
-                      <w:sz w:val="22"/>
-                      <w:szCs w:val="22"/>
+                      <w:sz w:val="21"/>
+                      <w:szCs w:val="21"/>
                       <w:u w:val="single"/>
                     </w:rPr>
-                    <w:t xml:space="preserve">      </w:t>
+                    <w:t xml:space="preserve">          </w:t>
                   </w:r>
                 </w:p>
               </w:tc>
@@ -1767,7 +1829,7 @@
           <w:sz w:val="17"/>
           <w:szCs w:val="17"/>
         </w:rPr>
-        <w:t xml:space="preserve">Builds on Grade 5 · 5.NF.B.4</w:t>
+        <w:t xml:space="preserve">Builds on Grade 5</w:t>
       </w:r>
     </w:p>
     <w:tbl>
@@ -1839,7 +1901,7 @@
                 <w:sz w:val="20"/>
                 <w:szCs w:val="20"/>
               </w:rPr>
-              <w:t xml:space="preserve">You will find 1/4 of 600 to estimate 26% of 612.</w:t>
+              <w:t xml:space="preserve">You will find 1/2 of 180 to estimate 51% of 183 pounds.</w:t>
             </w:r>
           </w:p>
         </w:tc>
@@ -1898,7 +1960,7 @@
                 <w:sz w:val="20"/>
                 <w:szCs w:val="20"/>
               </w:rPr>
-              <w:t xml:space="preserve">You will use it in Practice Form A, problems 4 and 7.</w:t>
+              <w:t xml:space="preserve">You will use it in Practice, problems 2 and 7.</w:t>
             </w:r>
           </w:p>
         </w:tc>
@@ -1914,6 +1976,7 @@
           <w:tab w:val="right" w:pos="9504"/>
         </w:tabs>
         <w:spacing w:before="50" w:after="36" w:line="240" w:lineRule="auto"/>
+        <w:outlineLvl w:val="1"/>
       </w:pPr>
       <w:r>
         <w:rPr>
@@ -2153,6 +2216,7 @@
           <w:tab w:val="right" w:pos="9504"/>
         </w:tabs>
         <w:spacing w:before="50" w:after="36" w:line="240" w:lineRule="auto"/>
+        <w:outlineLvl w:val="1"/>
       </w:pPr>
       <w:r>
         <w:rPr>
@@ -2359,6 +2423,7 @@
           <w:tab w:val="right" w:pos="9504"/>
         </w:tabs>
         <w:spacing w:before="50" w:after="36" w:line="240" w:lineRule="auto"/>
+        <w:outlineLvl w:val="1"/>
       </w:pPr>
       <w:r>
         <w:rPr>
@@ -2405,8 +2470,8 @@
           <w:rFonts w:ascii="Avenir Next" w:hAnsi="Avenir Next" w:cs="Avenir Next" w:eastAsia="Avenir Next"/>
           <w:b/>
           <w:color w:val="1A1A1A"/>
-          <w:sz w:val="22"/>
-          <w:szCs w:val="22"/>
+          <w:sz w:val="21"/>
+          <w:szCs w:val="21"/>
         </w:rPr>
         <w:t xml:space="preserve">4.</w:t>
       </w:r>
@@ -2414,8 +2479,8 @@
         <w:rPr>
           <w:rFonts w:ascii="Avenir Next" w:hAnsi="Avenir Next" w:cs="Avenir Next" w:eastAsia="Avenir Next"/>
           <w:color w:val="1A1A1A"/>
-          <w:sz w:val="22"/>
-          <w:szCs w:val="22"/>
+          <w:sz w:val="21"/>
+          <w:szCs w:val="21"/>
         </w:rPr>
         <w:tab/>
       </w:r>
@@ -2423,8 +2488,8 @@
         <w:rPr>
           <w:rFonts w:ascii="Avenir Next" w:hAnsi="Avenir Next" w:cs="Avenir Next" w:eastAsia="Avenir Next"/>
           <w:color w:val="1A1A1A"/>
-          <w:sz w:val="22"/>
-          <w:szCs w:val="22"/>
+          <w:sz w:val="21"/>
+          <w:szCs w:val="21"/>
         </w:rPr>
         <w:t xml:space="preserve">Find 1/4 of 800.</w:t>
       </w:r>
@@ -2570,7 +2635,26 @@
           <w:sz w:val="21"/>
           <w:szCs w:val="21"/>
         </w:rPr>
-        <w:t xml:space="preserve">Is 200 less than 800? </w:t>
+        <w:t xml:space="preserve">Is </w:t>
+      </w:r>
+      <w:r>
+        <w:rPr>
+          <w:rFonts w:ascii="Avenir Next" w:hAnsi="Avenir Next" w:cs="Avenir Next" w:eastAsia="Avenir Next"/>
+          <w:color w:val="1A1A1A"/>
+          <w:sz w:val="21"/>
+          <w:szCs w:val="21"/>
+          <w:u w:val="single"/>
+        </w:rPr>
+        <w:t xml:space="preserve">                </w:t>
+      </w:r>
+      <w:r>
+        <w:rPr>
+          <w:rFonts w:ascii="Avenir Next" w:hAnsi="Avenir Next" w:cs="Avenir Next" w:eastAsia="Avenir Next"/>
+          <w:color w:val="1A1A1A"/>
+          <w:sz w:val="21"/>
+          <w:szCs w:val="21"/>
+        </w:rPr>
+        <w:t xml:space="preserve"> less than 800? </w:t>
       </w:r>
       <w:r>
         <w:rPr>
@@ -2602,8 +2686,8 @@
           <w:rFonts w:ascii="Avenir Next" w:hAnsi="Avenir Next" w:cs="Avenir Next" w:eastAsia="Avenir Next"/>
           <w:b/>
           <w:color w:val="1A1A1A"/>
-          <w:sz w:val="22"/>
-          <w:szCs w:val="22"/>
+          <w:sz w:val="21"/>
+          <w:szCs w:val="21"/>
         </w:rPr>
         <w:t xml:space="preserve">5.</w:t>
       </w:r>
@@ -2611,8 +2695,8 @@
         <w:rPr>
           <w:rFonts w:ascii="Avenir Next" w:hAnsi="Avenir Next" w:cs="Avenir Next" w:eastAsia="Avenir Next"/>
           <w:color w:val="1A1A1A"/>
-          <w:sz w:val="22"/>
-          <w:szCs w:val="22"/>
+          <w:sz w:val="21"/>
+          <w:szCs w:val="21"/>
         </w:rPr>
         <w:tab/>
       </w:r>
@@ -2620,8 +2704,8 @@
         <w:rPr>
           <w:rFonts w:ascii="Avenir Next" w:hAnsi="Avenir Next" w:cs="Avenir Next" w:eastAsia="Avenir Next"/>
           <w:color w:val="1A1A1A"/>
-          <w:sz w:val="22"/>
-          <w:szCs w:val="22"/>
+          <w:sz w:val="21"/>
+          <w:szCs w:val="21"/>
         </w:rPr>
         <w:t xml:space="preserve">Find 2/5 of 80.</w:t>
       </w:r>
@@ -2708,8 +2792,18 @@
           <w:color w:val="1A1A1A"/>
           <w:sz w:val="21"/>
           <w:szCs w:val="21"/>
-        </w:rPr>
-        <w:t xml:space="preserve">16 × 2 = </w:t>
+          <w:u w:val="single"/>
+        </w:rPr>
+        <w:t xml:space="preserve">                </w:t>
+      </w:r>
+      <w:r>
+        <w:rPr>
+          <w:rFonts w:ascii="Avenir Next" w:hAnsi="Avenir Next" w:cs="Avenir Next" w:eastAsia="Avenir Next"/>
+          <w:color w:val="1A1A1A"/>
+          <w:sz w:val="21"/>
+          <w:szCs w:val="21"/>
+        </w:rPr>
+        <w:t xml:space="preserve"> × 2 = </w:t>
       </w:r>
       <w:r>
         <w:rPr>
@@ -2757,7 +2851,26 @@
           <w:sz w:val="21"/>
           <w:szCs w:val="21"/>
         </w:rPr>
-        <w:t xml:space="preserve">Is 32 less than 80? </w:t>
+        <w:t xml:space="preserve">Is </w:t>
+      </w:r>
+      <w:r>
+        <w:rPr>
+          <w:rFonts w:ascii="Avenir Next" w:hAnsi="Avenir Next" w:cs="Avenir Next" w:eastAsia="Avenir Next"/>
+          <w:color w:val="1A1A1A"/>
+          <w:sz w:val="21"/>
+          <w:szCs w:val="21"/>
+          <w:u w:val="single"/>
+        </w:rPr>
+        <w:t xml:space="preserve">                </w:t>
+      </w:r>
+      <w:r>
+        <w:rPr>
+          <w:rFonts w:ascii="Avenir Next" w:hAnsi="Avenir Next" w:cs="Avenir Next" w:eastAsia="Avenir Next"/>
+          <w:color w:val="1A1A1A"/>
+          <w:sz w:val="21"/>
+          <w:szCs w:val="21"/>
+        </w:rPr>
+        <w:t xml:space="preserve"> less than 80? </w:t>
       </w:r>
       <w:r>
         <w:rPr>
@@ -2785,6 +2898,7 @@
           <w:tab w:val="right" w:pos="9504"/>
         </w:tabs>
         <w:spacing w:before="50" w:after="36" w:line="240" w:lineRule="auto"/>
+        <w:outlineLvl w:val="1"/>
       </w:pPr>
       <w:r>
         <w:rPr>
@@ -2869,8 +2983,8 @@
                 <w:rFonts w:ascii="Avenir Next" w:hAnsi="Avenir Next" w:cs="Avenir Next" w:eastAsia="Avenir Next"/>
                 <w:b/>
                 <w:color w:val="1A1A1A"/>
-                <w:sz w:val="22"/>
-                <w:szCs w:val="22"/>
+                <w:sz w:val="21"/>
+                <w:szCs w:val="21"/>
               </w:rPr>
               <w:t xml:space="preserve">6.</w:t>
             </w:r>
@@ -2878,8 +2992,8 @@
               <w:rPr>
                 <w:rFonts w:ascii="Avenir Next" w:hAnsi="Avenir Next" w:cs="Avenir Next" w:eastAsia="Avenir Next"/>
                 <w:color w:val="1A1A1A"/>
-                <w:sz w:val="22"/>
-                <w:szCs w:val="22"/>
+                <w:sz w:val="21"/>
+                <w:szCs w:val="21"/>
               </w:rPr>
               <w:tab/>
             </w:r>
@@ -2887,8 +3001,8 @@
               <w:rPr>
                 <w:rFonts w:ascii="Avenir Next" w:hAnsi="Avenir Next" w:cs="Avenir Next" w:eastAsia="Avenir Next"/>
                 <w:color w:val="1A1A1A"/>
-                <w:sz w:val="22"/>
-                <w:szCs w:val="22"/>
+                <w:sz w:val="21"/>
+                <w:szCs w:val="21"/>
               </w:rPr>
               <w:t xml:space="preserve">Find each amount.</w:t>
             </w:r>
@@ -2943,8 +3057,8 @@
                       <w:rFonts w:ascii="Avenir Next" w:hAnsi="Avenir Next" w:cs="Avenir Next" w:eastAsia="Avenir Next"/>
                       <w:b/>
                       <w:color w:val="003A70"/>
-                      <w:sz w:val="22"/>
-                      <w:szCs w:val="22"/>
+                      <w:sz w:val="21"/>
+                      <w:szCs w:val="21"/>
                     </w:rPr>
                     <w:t xml:space="preserve">a.</w:t>
                   </w:r>
@@ -2952,8 +3066,8 @@
                     <w:rPr>
                       <w:rFonts w:ascii="Avenir Next" w:hAnsi="Avenir Next" w:cs="Avenir Next" w:eastAsia="Avenir Next"/>
                       <w:color w:val="1A1A1A"/>
-                      <w:sz w:val="22"/>
-                      <w:szCs w:val="22"/>
+                      <w:sz w:val="21"/>
+                      <w:szCs w:val="21"/>
                     </w:rPr>
                     <w:tab/>
                   </w:r>
@@ -2961,8 +3075,8 @@
                     <w:rPr>
                       <w:rFonts w:ascii="Avenir Next" w:hAnsi="Avenir Next" w:cs="Avenir Next" w:eastAsia="Avenir Next"/>
                       <w:color w:val="1A1A1A"/>
-                      <w:sz w:val="22"/>
-                      <w:szCs w:val="22"/>
+                      <w:sz w:val="21"/>
+                      <w:szCs w:val="21"/>
                     </w:rPr>
                     <w:t xml:space="preserve">1/2 of 90 =</w:t>
                   </w:r>
@@ -2970,8 +3084,8 @@
                     <w:rPr>
                       <w:rFonts w:ascii="Avenir Next" w:hAnsi="Avenir Next" w:cs="Avenir Next" w:eastAsia="Avenir Next"/>
                       <w:color w:val="1A1A1A"/>
-                      <w:sz w:val="22"/>
-                      <w:szCs w:val="22"/>
+                      <w:sz w:val="21"/>
+                      <w:szCs w:val="21"/>
                     </w:rPr>
                     <w:t xml:space="preserve">  </w:t>
                   </w:r>
@@ -2979,11 +3093,11 @@
                     <w:rPr>
                       <w:rFonts w:ascii="Avenir Next" w:hAnsi="Avenir Next" w:cs="Avenir Next" w:eastAsia="Avenir Next"/>
                       <w:color w:val="1A1A1A"/>
-                      <w:sz w:val="22"/>
-                      <w:szCs w:val="22"/>
+                      <w:sz w:val="21"/>
+                      <w:szCs w:val="21"/>
                       <w:u w:val="single"/>
                     </w:rPr>
-                    <w:t xml:space="preserve">        </w:t>
+                    <w:t xml:space="preserve">            </w:t>
                   </w:r>
                 </w:p>
               </w:tc>
@@ -3005,8 +3119,8 @@
                       <w:rFonts w:ascii="Avenir Next" w:hAnsi="Avenir Next" w:cs="Avenir Next" w:eastAsia="Avenir Next"/>
                       <w:b/>
                       <w:color w:val="003A70"/>
-                      <w:sz w:val="22"/>
-                      <w:szCs w:val="22"/>
+                      <w:sz w:val="21"/>
+                      <w:szCs w:val="21"/>
                     </w:rPr>
                     <w:t xml:space="preserve">b.</w:t>
                   </w:r>
@@ -3014,8 +3128,8 @@
                     <w:rPr>
                       <w:rFonts w:ascii="Avenir Next" w:hAnsi="Avenir Next" w:cs="Avenir Next" w:eastAsia="Avenir Next"/>
                       <w:color w:val="1A1A1A"/>
-                      <w:sz w:val="22"/>
-                      <w:szCs w:val="22"/>
+                      <w:sz w:val="21"/>
+                      <w:szCs w:val="21"/>
                     </w:rPr>
                     <w:tab/>
                   </w:r>
@@ -3023,8 +3137,8 @@
                     <w:rPr>
                       <w:rFonts w:ascii="Avenir Next" w:hAnsi="Avenir Next" w:cs="Avenir Next" w:eastAsia="Avenir Next"/>
                       <w:color w:val="1A1A1A"/>
-                      <w:sz w:val="22"/>
-                      <w:szCs w:val="22"/>
+                      <w:sz w:val="21"/>
+                      <w:szCs w:val="21"/>
                     </w:rPr>
                     <w:t xml:space="preserve">1/4 of 120 =</w:t>
                   </w:r>
@@ -3032,8 +3146,8 @@
                     <w:rPr>
                       <w:rFonts w:ascii="Avenir Next" w:hAnsi="Avenir Next" w:cs="Avenir Next" w:eastAsia="Avenir Next"/>
                       <w:color w:val="1A1A1A"/>
-                      <w:sz w:val="22"/>
-                      <w:szCs w:val="22"/>
+                      <w:sz w:val="21"/>
+                      <w:szCs w:val="21"/>
                     </w:rPr>
                     <w:t xml:space="preserve">  </w:t>
                   </w:r>
@@ -3041,11 +3155,11 @@
                     <w:rPr>
                       <w:rFonts w:ascii="Avenir Next" w:hAnsi="Avenir Next" w:cs="Avenir Next" w:eastAsia="Avenir Next"/>
                       <w:color w:val="1A1A1A"/>
-                      <w:sz w:val="22"/>
-                      <w:szCs w:val="22"/>
+                      <w:sz w:val="21"/>
+                      <w:szCs w:val="21"/>
                       <w:u w:val="single"/>
                     </w:rPr>
-                    <w:t xml:space="preserve">        </w:t>
+                    <w:t xml:space="preserve">            </w:t>
                   </w:r>
                 </w:p>
               </w:tc>
@@ -3067,8 +3181,8 @@
                       <w:rFonts w:ascii="Avenir Next" w:hAnsi="Avenir Next" w:cs="Avenir Next" w:eastAsia="Avenir Next"/>
                       <w:b/>
                       <w:color w:val="003A70"/>
-                      <w:sz w:val="22"/>
-                      <w:szCs w:val="22"/>
+                      <w:sz w:val="21"/>
+                      <w:szCs w:val="21"/>
                     </w:rPr>
                     <w:t xml:space="preserve">c.</w:t>
                   </w:r>
@@ -3076,8 +3190,8 @@
                     <w:rPr>
                       <w:rFonts w:ascii="Avenir Next" w:hAnsi="Avenir Next" w:cs="Avenir Next" w:eastAsia="Avenir Next"/>
                       <w:color w:val="1A1A1A"/>
-                      <w:sz w:val="22"/>
-                      <w:szCs w:val="22"/>
+                      <w:sz w:val="21"/>
+                      <w:szCs w:val="21"/>
                     </w:rPr>
                     <w:tab/>
                   </w:r>
@@ -3085,8 +3199,8 @@
                     <w:rPr>
                       <w:rFonts w:ascii="Avenir Next" w:hAnsi="Avenir Next" w:cs="Avenir Next" w:eastAsia="Avenir Next"/>
                       <w:color w:val="1A1A1A"/>
-                      <w:sz w:val="22"/>
-                      <w:szCs w:val="22"/>
+                      <w:sz w:val="21"/>
+                      <w:szCs w:val="21"/>
                     </w:rPr>
                     <w:t xml:space="preserve">3/4 of 40 =</w:t>
                   </w:r>
@@ -3094,8 +3208,8 @@
                     <w:rPr>
                       <w:rFonts w:ascii="Avenir Next" w:hAnsi="Avenir Next" w:cs="Avenir Next" w:eastAsia="Avenir Next"/>
                       <w:color w:val="1A1A1A"/>
-                      <w:sz w:val="22"/>
-                      <w:szCs w:val="22"/>
+                      <w:sz w:val="21"/>
+                      <w:szCs w:val="21"/>
                     </w:rPr>
                     <w:t xml:space="preserve">  </w:t>
                   </w:r>
@@ -3103,11 +3217,11 @@
                     <w:rPr>
                       <w:rFonts w:ascii="Avenir Next" w:hAnsi="Avenir Next" w:cs="Avenir Next" w:eastAsia="Avenir Next"/>
                       <w:color w:val="1A1A1A"/>
-                      <w:sz w:val="22"/>
-                      <w:szCs w:val="22"/>
+                      <w:sz w:val="21"/>
+                      <w:szCs w:val="21"/>
                       <w:u w:val="single"/>
                     </w:rPr>
-                    <w:t xml:space="preserve">        </w:t>
+                    <w:t xml:space="preserve">            </w:t>
                   </w:r>
                 </w:p>
               </w:tc>
@@ -3135,8 +3249,8 @@
                       <w:rFonts w:ascii="Avenir Next" w:hAnsi="Avenir Next" w:cs="Avenir Next" w:eastAsia="Avenir Next"/>
                       <w:b/>
                       <w:color w:val="003A70"/>
-                      <w:sz w:val="22"/>
-                      <w:szCs w:val="22"/>
+                      <w:sz w:val="21"/>
+                      <w:szCs w:val="21"/>
                     </w:rPr>
                     <w:t xml:space="preserve">d.</w:t>
                   </w:r>
@@ -3144,8 +3258,8 @@
                     <w:rPr>
                       <w:rFonts w:ascii="Avenir Next" w:hAnsi="Avenir Next" w:cs="Avenir Next" w:eastAsia="Avenir Next"/>
                       <w:color w:val="1A1A1A"/>
-                      <w:sz w:val="22"/>
-                      <w:szCs w:val="22"/>
+                      <w:sz w:val="21"/>
+                      <w:szCs w:val="21"/>
                     </w:rPr>
                     <w:tab/>
                   </w:r>
@@ -3153,8 +3267,8 @@
                     <w:rPr>
                       <w:rFonts w:ascii="Avenir Next" w:hAnsi="Avenir Next" w:cs="Avenir Next" w:eastAsia="Avenir Next"/>
                       <w:color w:val="1A1A1A"/>
-                      <w:sz w:val="22"/>
-                      <w:szCs w:val="22"/>
+                      <w:sz w:val="21"/>
+                      <w:szCs w:val="21"/>
                     </w:rPr>
                     <w:t xml:space="preserve">1/10 of 350 =</w:t>
                   </w:r>
@@ -3162,8 +3276,8 @@
                     <w:rPr>
                       <w:rFonts w:ascii="Avenir Next" w:hAnsi="Avenir Next" w:cs="Avenir Next" w:eastAsia="Avenir Next"/>
                       <w:color w:val="1A1A1A"/>
-                      <w:sz w:val="22"/>
-                      <w:szCs w:val="22"/>
+                      <w:sz w:val="21"/>
+                      <w:szCs w:val="21"/>
                     </w:rPr>
                     <w:t xml:space="preserve">  </w:t>
                   </w:r>
@@ -3171,11 +3285,11 @@
                     <w:rPr>
                       <w:rFonts w:ascii="Avenir Next" w:hAnsi="Avenir Next" w:cs="Avenir Next" w:eastAsia="Avenir Next"/>
                       <w:color w:val="1A1A1A"/>
-                      <w:sz w:val="22"/>
-                      <w:szCs w:val="22"/>
+                      <w:sz w:val="21"/>
+                      <w:szCs w:val="21"/>
                       <w:u w:val="single"/>
                     </w:rPr>
-                    <w:t xml:space="preserve">        </w:t>
+                    <w:t xml:space="preserve">            </w:t>
                   </w:r>
                 </w:p>
               </w:tc>
@@ -3197,8 +3311,8 @@
                       <w:rFonts w:ascii="Avenir Next" w:hAnsi="Avenir Next" w:cs="Avenir Next" w:eastAsia="Avenir Next"/>
                       <w:b/>
                       <w:color w:val="003A70"/>
-                      <w:sz w:val="22"/>
-                      <w:szCs w:val="22"/>
+                      <w:sz w:val="21"/>
+                      <w:szCs w:val="21"/>
                     </w:rPr>
                     <w:t xml:space="preserve">e.</w:t>
                   </w:r>
@@ -3206,8 +3320,8 @@
                     <w:rPr>
                       <w:rFonts w:ascii="Avenir Next" w:hAnsi="Avenir Next" w:cs="Avenir Next" w:eastAsia="Avenir Next"/>
                       <w:color w:val="1A1A1A"/>
-                      <w:sz w:val="22"/>
-                      <w:szCs w:val="22"/>
+                      <w:sz w:val="21"/>
+                      <w:szCs w:val="21"/>
                     </w:rPr>
                     <w:tab/>
                   </w:r>
@@ -3215,8 +3329,8 @@
                     <w:rPr>
                       <w:rFonts w:ascii="Avenir Next" w:hAnsi="Avenir Next" w:cs="Avenir Next" w:eastAsia="Avenir Next"/>
                       <w:color w:val="1A1A1A"/>
-                      <w:sz w:val="22"/>
-                      <w:szCs w:val="22"/>
+                      <w:sz w:val="21"/>
+                      <w:szCs w:val="21"/>
                     </w:rPr>
                     <w:t xml:space="preserve">2/5 of 50 =</w:t>
                   </w:r>
@@ -3224,8 +3338,8 @@
                     <w:rPr>
                       <w:rFonts w:ascii="Avenir Next" w:hAnsi="Avenir Next" w:cs="Avenir Next" w:eastAsia="Avenir Next"/>
                       <w:color w:val="1A1A1A"/>
-                      <w:sz w:val="22"/>
-                      <w:szCs w:val="22"/>
+                      <w:sz w:val="21"/>
+                      <w:szCs w:val="21"/>
                     </w:rPr>
                     <w:t xml:space="preserve">  </w:t>
                   </w:r>
@@ -3233,11 +3347,11 @@
                     <w:rPr>
                       <w:rFonts w:ascii="Avenir Next" w:hAnsi="Avenir Next" w:cs="Avenir Next" w:eastAsia="Avenir Next"/>
                       <w:color w:val="1A1A1A"/>
-                      <w:sz w:val="22"/>
-                      <w:szCs w:val="22"/>
+                      <w:sz w:val="21"/>
+                      <w:szCs w:val="21"/>
                       <w:u w:val="single"/>
                     </w:rPr>
-                    <w:t xml:space="preserve">        </w:t>
+                    <w:t xml:space="preserve">            </w:t>
                   </w:r>
                 </w:p>
               </w:tc>
@@ -3259,8 +3373,8 @@
                       <w:rFonts w:ascii="Avenir Next" w:hAnsi="Avenir Next" w:cs="Avenir Next" w:eastAsia="Avenir Next"/>
                       <w:b/>
                       <w:color w:val="003A70"/>
-                      <w:sz w:val="22"/>
-                      <w:szCs w:val="22"/>
+                      <w:sz w:val="21"/>
+                      <w:szCs w:val="21"/>
                     </w:rPr>
                     <w:t xml:space="preserve">f.</w:t>
                   </w:r>
@@ -3268,8 +3382,8 @@
                     <w:rPr>
                       <w:rFonts w:ascii="Avenir Next" w:hAnsi="Avenir Next" w:cs="Avenir Next" w:eastAsia="Avenir Next"/>
                       <w:color w:val="1A1A1A"/>
-                      <w:sz w:val="22"/>
-                      <w:szCs w:val="22"/>
+                      <w:sz w:val="21"/>
+                      <w:szCs w:val="21"/>
                     </w:rPr>
                     <w:tab/>
                   </w:r>
@@ -3277,8 +3391,8 @@
                     <w:rPr>
                       <w:rFonts w:ascii="Avenir Next" w:hAnsi="Avenir Next" w:cs="Avenir Next" w:eastAsia="Avenir Next"/>
                       <w:color w:val="1A1A1A"/>
-                      <w:sz w:val="22"/>
-                      <w:szCs w:val="22"/>
+                      <w:sz w:val="21"/>
+                      <w:szCs w:val="21"/>
                     </w:rPr>
                     <w:t xml:space="preserve">3/4 of 200 =</w:t>
                   </w:r>
@@ -3286,8 +3400,8 @@
                     <w:rPr>
                       <w:rFonts w:ascii="Avenir Next" w:hAnsi="Avenir Next" w:cs="Avenir Next" w:eastAsia="Avenir Next"/>
                       <w:color w:val="1A1A1A"/>
-                      <w:sz w:val="22"/>
-                      <w:szCs w:val="22"/>
+                      <w:sz w:val="21"/>
+                      <w:szCs w:val="21"/>
                     </w:rPr>
                     <w:t xml:space="preserve">  </w:t>
                   </w:r>
@@ -3295,11 +3409,11 @@
                     <w:rPr>
                       <w:rFonts w:ascii="Avenir Next" w:hAnsi="Avenir Next" w:cs="Avenir Next" w:eastAsia="Avenir Next"/>
                       <w:color w:val="1A1A1A"/>
-                      <w:sz w:val="22"/>
-                      <w:szCs w:val="22"/>
+                      <w:sz w:val="21"/>
+                      <w:szCs w:val="21"/>
                       <w:u w:val="single"/>
                     </w:rPr>
-                    <w:t xml:space="preserve">        </w:t>
+                    <w:t xml:space="preserve">            </w:t>
                   </w:r>
                 </w:p>
               </w:tc>
@@ -3328,6 +3442,7 @@
           <w:tab w:val="right" w:pos="9504"/>
         </w:tabs>
         <w:spacing w:before="50" w:after="36" w:line="240" w:lineRule="auto"/>
+        <w:outlineLvl w:val="1"/>
       </w:pPr>
       <w:r>
         <w:rPr>
@@ -3412,8 +3527,8 @@
                 <w:rFonts w:ascii="Avenir Next" w:hAnsi="Avenir Next" w:cs="Avenir Next" w:eastAsia="Avenir Next"/>
                 <w:b/>
                 <w:color w:val="1A1A1A"/>
-                <w:sz w:val="22"/>
-                <w:szCs w:val="22"/>
+                <w:sz w:val="21"/>
+                <w:szCs w:val="21"/>
               </w:rPr>
               <w:t xml:space="preserve">7.</w:t>
             </w:r>
@@ -3421,8 +3536,8 @@
               <w:rPr>
                 <w:rFonts w:ascii="Avenir Next" w:hAnsi="Avenir Next" w:cs="Avenir Next" w:eastAsia="Avenir Next"/>
                 <w:color w:val="1A1A1A"/>
-                <w:sz w:val="22"/>
-                <w:szCs w:val="22"/>
+                <w:sz w:val="21"/>
+                <w:szCs w:val="21"/>
               </w:rPr>
               <w:tab/>
             </w:r>
@@ -3430,8 +3545,8 @@
               <w:rPr>
                 <w:rFonts w:ascii="Avenir Next" w:hAnsi="Avenir Next" w:cs="Avenir Next" w:eastAsia="Avenir Next"/>
                 <w:color w:val="1A1A1A"/>
-                <w:sz w:val="22"/>
-                <w:szCs w:val="22"/>
+                <w:sz w:val="21"/>
+                <w:szCs w:val="21"/>
               </w:rPr>
               <w:t xml:space="preserve">Which is a good estimate of 74% of 158?</w:t>
             </w:r>
@@ -3486,8 +3601,8 @@
                       <w:rFonts w:ascii="Avenir Next" w:hAnsi="Avenir Next" w:cs="Avenir Next" w:eastAsia="Avenir Next"/>
                       <w:b/>
                       <w:color w:val="003A70"/>
-                      <w:sz w:val="21"/>
-                      <w:szCs w:val="21"/>
+                      <w:sz w:val="22"/>
+                      <w:szCs w:val="22"/>
                     </w:rPr>
                     <w:t xml:space="preserve">A</w:t>
                   </w:r>
@@ -3495,8 +3610,8 @@
                     <w:rPr>
                       <w:rFonts w:ascii="Avenir Next" w:hAnsi="Avenir Next" w:cs="Avenir Next" w:eastAsia="Avenir Next"/>
                       <w:color w:val="1A1A1A"/>
-                      <w:sz w:val="21"/>
-                      <w:szCs w:val="21"/>
+                      <w:sz w:val="22"/>
+                      <w:szCs w:val="22"/>
                     </w:rPr>
                     <w:tab/>
                   </w:r>
@@ -3504,8 +3619,8 @@
                     <w:rPr>
                       <w:rFonts w:ascii="Avenir Next" w:hAnsi="Avenir Next" w:cs="Avenir Next" w:eastAsia="Avenir Next"/>
                       <w:color w:val="1A1A1A"/>
-                      <w:sz w:val="21"/>
-                      <w:szCs w:val="21"/>
+                      <w:sz w:val="22"/>
+                      <w:szCs w:val="22"/>
                     </w:rPr>
                     <w:t xml:space="preserve">3/4 of 160 = 120</w:t>
                   </w:r>
@@ -3529,8 +3644,8 @@
                       <w:rFonts w:ascii="Avenir Next" w:hAnsi="Avenir Next" w:cs="Avenir Next" w:eastAsia="Avenir Next"/>
                       <w:b/>
                       <w:color w:val="003A70"/>
-                      <w:sz w:val="21"/>
-                      <w:szCs w:val="21"/>
+                      <w:sz w:val="22"/>
+                      <w:szCs w:val="22"/>
                     </w:rPr>
                     <w:t xml:space="preserve">B</w:t>
                   </w:r>
@@ -3538,8 +3653,8 @@
                     <w:rPr>
                       <w:rFonts w:ascii="Avenir Next" w:hAnsi="Avenir Next" w:cs="Avenir Next" w:eastAsia="Avenir Next"/>
                       <w:color w:val="1A1A1A"/>
-                      <w:sz w:val="21"/>
-                      <w:szCs w:val="21"/>
+                      <w:sz w:val="22"/>
+                      <w:szCs w:val="22"/>
                     </w:rPr>
                     <w:tab/>
                   </w:r>
@@ -3547,8 +3662,8 @@
                     <w:rPr>
                       <w:rFonts w:ascii="Avenir Next" w:hAnsi="Avenir Next" w:cs="Avenir Next" w:eastAsia="Avenir Next"/>
                       <w:color w:val="1A1A1A"/>
-                      <w:sz w:val="21"/>
-                      <w:szCs w:val="21"/>
+                      <w:sz w:val="22"/>
+                      <w:szCs w:val="22"/>
                     </w:rPr>
                     <w:t xml:space="preserve">1/4 of 160 = 40</w:t>
                   </w:r>
@@ -3572,8 +3687,8 @@
                       <w:rFonts w:ascii="Avenir Next" w:hAnsi="Avenir Next" w:cs="Avenir Next" w:eastAsia="Avenir Next"/>
                       <w:b/>
                       <w:color w:val="003A70"/>
-                      <w:sz w:val="21"/>
-                      <w:szCs w:val="21"/>
+                      <w:sz w:val="22"/>
+                      <w:szCs w:val="22"/>
                     </w:rPr>
                     <w:t xml:space="preserve">C</w:t>
                   </w:r>
@@ -3581,8 +3696,8 @@
                     <w:rPr>
                       <w:rFonts w:ascii="Avenir Next" w:hAnsi="Avenir Next" w:cs="Avenir Next" w:eastAsia="Avenir Next"/>
                       <w:color w:val="1A1A1A"/>
-                      <w:sz w:val="21"/>
-                      <w:szCs w:val="21"/>
+                      <w:sz w:val="22"/>
+                      <w:szCs w:val="22"/>
                     </w:rPr>
                     <w:tab/>
                   </w:r>
@@ -3590,8 +3705,8 @@
                     <w:rPr>
                       <w:rFonts w:ascii="Avenir Next" w:hAnsi="Avenir Next" w:cs="Avenir Next" w:eastAsia="Avenir Next"/>
                       <w:color w:val="1A1A1A"/>
-                      <w:sz w:val="21"/>
-                      <w:szCs w:val="21"/>
+                      <w:sz w:val="22"/>
+                      <w:szCs w:val="22"/>
                     </w:rPr>
                     <w:t xml:space="preserve">1/2 of 160 = 80</w:t>
                   </w:r>
@@ -3615,8 +3730,8 @@
                       <w:rFonts w:ascii="Avenir Next" w:hAnsi="Avenir Next" w:cs="Avenir Next" w:eastAsia="Avenir Next"/>
                       <w:b/>
                       <w:color w:val="003A70"/>
-                      <w:sz w:val="21"/>
-                      <w:szCs w:val="21"/>
+                      <w:sz w:val="22"/>
+                      <w:szCs w:val="22"/>
                     </w:rPr>
                     <w:t xml:space="preserve">D</w:t>
                   </w:r>
@@ -3624,8 +3739,8 @@
                     <w:rPr>
                       <w:rFonts w:ascii="Avenir Next" w:hAnsi="Avenir Next" w:cs="Avenir Next" w:eastAsia="Avenir Next"/>
                       <w:color w:val="1A1A1A"/>
-                      <w:sz w:val="21"/>
-                      <w:szCs w:val="21"/>
+                      <w:sz w:val="22"/>
+                      <w:szCs w:val="22"/>
                     </w:rPr>
                     <w:tab/>
                   </w:r>
@@ -3633,8 +3748,8 @@
                     <w:rPr>
                       <w:rFonts w:ascii="Avenir Next" w:hAnsi="Avenir Next" w:cs="Avenir Next" w:eastAsia="Avenir Next"/>
                       <w:color w:val="1A1A1A"/>
-                      <w:sz w:val="21"/>
-                      <w:szCs w:val="21"/>
+                      <w:sz w:val="22"/>
+                      <w:szCs w:val="22"/>
                     </w:rPr>
                     <w:t xml:space="preserve">74 + 158 = 232</w:t>
                   </w:r>
@@ -3682,19 +3797,19 @@
         <w:tblLook w:val="0000" w:firstRow="0" w:lastRow="0" w:firstColumn="0" w:lastColumn="0" w:noHBand="1" w:noVBand="1"/>
       </w:tblPr>
       <w:tblGrid>
-        <w:gridCol w:w="2000"/>
-        <w:gridCol w:w="2300"/>
-        <w:gridCol w:w="2100"/>
-        <w:gridCol w:w="3104"/>
+        <w:gridCol w:w="1750"/>
+        <w:gridCol w:w="2500"/>
+        <w:gridCol w:w="2200"/>
+        <w:gridCol w:w="3054"/>
       </w:tblGrid>
       <w:tr>
         <w:trPr>
           <w:cantSplit/>
-          <w:trHeight w:val="320" w:hRule="atLeast"/>
+          <w:trHeight w:val="300" w:hRule="atLeast"/>
         </w:trPr>
         <w:tc>
           <w:tcPr>
-            <w:tcW w:w="2000" w:type="dxa"/>
+            <w:tcW w:w="1750" w:type="dxa"/>
             <w:vAlign w:val="center"/>
           </w:tcPr>
           <w:p>
@@ -3716,7 +3831,7 @@
         </w:tc>
         <w:tc>
           <w:tcPr>
-            <w:tcW w:w="2300" w:type="dxa"/>
+            <w:tcW w:w="2500" w:type="dxa"/>
             <w:vAlign w:val="center"/>
           </w:tcPr>
           <w:p>
@@ -3727,8 +3842,8 @@
               <w:rPr>
                 <w:rFonts w:ascii="Arial" w:hAnsi="Arial" w:cs="Arial" w:eastAsia="Arial"/>
                 <w:color w:val="1A1A1A"/>
-                <w:sz w:val="24"/>
-                <w:szCs w:val="24"/>
+                <w:sz w:val="20"/>
+                <w:szCs w:val="20"/>
               </w:rPr>
               <w:t xml:space="preserve">□</w:t>
             </w:r>
@@ -3745,7 +3860,7 @@
         </w:tc>
         <w:tc>
           <w:tcPr>
-            <w:tcW w:w="2100" w:type="dxa"/>
+            <w:tcW w:w="2200" w:type="dxa"/>
             <w:vAlign w:val="center"/>
           </w:tcPr>
           <w:p>
@@ -3756,8 +3871,8 @@
               <w:rPr>
                 <w:rFonts w:ascii="Arial" w:hAnsi="Arial" w:cs="Arial" w:eastAsia="Arial"/>
                 <w:color w:val="1A1A1A"/>
-                <w:sz w:val="24"/>
-                <w:szCs w:val="24"/>
+                <w:sz w:val="20"/>
+                <w:szCs w:val="20"/>
               </w:rPr>
               <w:t xml:space="preserve">□</w:t>
             </w:r>
@@ -3774,7 +3889,7 @@
         </w:tc>
         <w:tc>
           <w:tcPr>
-            <w:tcW w:w="3104" w:type="dxa"/>
+            <w:tcW w:w="3054" w:type="dxa"/>
             <w:vAlign w:val="center"/>
           </w:tcPr>
           <w:p>
@@ -3785,8 +3900,8 @@
               <w:rPr>
                 <w:rFonts w:ascii="Arial" w:hAnsi="Arial" w:cs="Arial" w:eastAsia="Arial"/>
                 <w:color w:val="1A1A1A"/>
-                <w:sz w:val="24"/>
-                <w:szCs w:val="24"/>
+                <w:sz w:val="20"/>
+                <w:szCs w:val="20"/>
               </w:rPr>
               <w:t xml:space="preserve">□</w:t>
             </w:r>
@@ -3821,7 +3936,7 @@
     <w:sectPr>
       <w:footerReference w:type="default" r:id="rIdFooter1"/>
       <w:pgSz w:w="12240" w:h="15840"/>
-      <w:pgMar w:top="893" w:right="1224" w:bottom="835" w:left="1512" w:header="432" w:footer="432" w:gutter="0"/>
+      <w:pgMar w:top="780" w:right="1224" w:bottom="760" w:left="1512" w:header="432" w:footer="432" w:gutter="0"/>
       <w:cols w:space="720"/>
     </w:sectPr>
   </w:body>
